--- a/flow/20230914_vu_template/drafts/2023-11-g/29-СР-Парамона. Філумена.docx
+++ b/flow/20230914_vu_template/drafts/2023-11-g/29-СР-Парамона. Філумена.docx
@@ -5862,95 +5862,6 @@
       </w:r>
     </w:p>
     <w:p>
-      <w:pPr>
-        <w:spacing w:after="120" w:lineRule="auto"/>
-        <w:jc w:val="both"/>
-        <w:rPr>
-          <w:rFonts w:ascii="Times New Roman" w:cs="Times New Roman" w:eastAsia="Times New Roman" w:hAnsi="Times New Roman"/>
-          <w:sz w:val="24"/>
-          <w:szCs w:val="24"/>
-        </w:rPr>
-      </w:pPr>
-      <w:r>
-        <w:rPr>
-          <w:rtl w:val="0"/>
-        </w:rPr>
-      </w:r>
-    </w:p>
-    <w:p>
-      <w:pPr>
-        <w:spacing w:after="120" w:lineRule="auto"/>
-        <w:jc w:val="both"/>
-        <w:rPr>
-          <w:rFonts w:ascii="Times New Roman" w:cs="Times New Roman" w:eastAsia="Times New Roman" w:hAnsi="Times New Roman"/>
-          <w:sz w:val="24"/>
-          <w:szCs w:val="24"/>
-        </w:rPr>
-      </w:pPr>
-      <w:r>
-        <w:rPr>
-          <w:rFonts w:ascii="Times New Roman" w:cs="Times New Roman" w:eastAsia="Times New Roman" w:hAnsi="Times New Roman"/>
-          <w:i w:val="1"/>
-          <w:color w:val="ff0000"/>
-          <w:sz w:val="24"/>
-          <w:szCs w:val="24"/>
-          <w:rtl w:val="0"/>
-        </w:rPr>
-        <w:t xml:space="preserve">тропар</w:t>
-      </w:r>
-      <w:r>
-        <w:rPr>
-          <w:rtl w:val="0"/>
-        </w:rPr>
-      </w:r>
-    </w:p>
-    <w:p>
-      <w:pPr>
-        <w:spacing w:after="120" w:lineRule="auto"/>
-        <w:jc w:val="both"/>
-        <w:rPr>
-          <w:rFonts w:ascii="Times New Roman" w:cs="Times New Roman" w:eastAsia="Times New Roman" w:hAnsi="Times New Roman"/>
-          <w:sz w:val="24"/>
-          <w:szCs w:val="24"/>
-        </w:rPr>
-      </w:pPr>
-      <w:r>
-        <w:rPr>
-          <w:rFonts w:ascii="Times New Roman" w:cs="Times New Roman" w:eastAsia="Times New Roman" w:hAnsi="Times New Roman"/>
-          <w:b w:val="1"/>
-          <w:sz w:val="24"/>
-          <w:szCs w:val="24"/>
-          <w:rtl w:val="0"/>
-        </w:rPr>
-        <w:t xml:space="preserve">Слава: і нині:</w:t>
-      </w:r>
-      <w:r>
-        <w:rPr>
-          <w:rFonts w:ascii="Times New Roman" w:cs="Times New Roman" w:eastAsia="Times New Roman" w:hAnsi="Times New Roman"/>
-          <w:sz w:val="24"/>
-          <w:szCs w:val="24"/>
-          <w:rtl w:val="0"/>
-        </w:rPr>
-        <w:t xml:space="preserve"> </w:t>
-      </w:r>
-    </w:p>
-    <w:p>
-      <w:pPr>
-        <w:spacing w:after="120" w:lineRule="auto"/>
-        <w:jc w:val="both"/>
-        <w:rPr>
-          <w:rFonts w:ascii="Times New Roman" w:cs="Times New Roman" w:eastAsia="Times New Roman" w:hAnsi="Times New Roman"/>
-          <w:sz w:val="24"/>
-          <w:szCs w:val="24"/>
-        </w:rPr>
-      </w:pPr>
-      <w:r>
-        <w:rPr>
-          <w:rtl w:val="0"/>
-        </w:rPr>
-      </w:r>
-    </w:p>
-    <w:p>
       <w:pPr/>
       <w:r>
         <w:rPr>
@@ -5981,7 +5892,9 @@
       <w:pPr/>
       <w:r>
         <w:rPr>
+          <w:rFonts w:ascii="Times New Roman" w:hAnsi="Times New Roman"/>
           <w:b/>
+          <w:sz w:val="24"/>
         </w:rPr>
         <w:t xml:space="preserve">Слава, і нині: </w:t>
       </w:r>
@@ -5989,6 +5902,9 @@
         <w:rPr/>
         <w:t>богородичний</w:t>
       </w:r>
+    </w:p>
+    <w:p>
+      <w:pPr/>
     </w:p>
     <w:p>
       <w:pPr>
@@ -11164,138 +11080,6 @@
       </w:r>
     </w:p>
     <w:p>
-      <w:pPr>
-        <w:spacing w:after="120" w:lineRule="auto"/>
-        <w:jc w:val="both"/>
-        <w:rPr>
-          <w:rFonts w:ascii="Times New Roman" w:cs="Times New Roman" w:eastAsia="Times New Roman" w:hAnsi="Times New Roman"/>
-          <w:b w:val="1"/>
-          <w:sz w:val="24"/>
-          <w:szCs w:val="24"/>
-        </w:rPr>
-      </w:pPr>
-      <w:r>
-        <w:rPr>
-          <w:rtl w:val="0"/>
-        </w:rPr>
-      </w:r>
-    </w:p>
-    <w:p>
-      <w:pPr>
-        <w:spacing w:after="120" w:lineRule="auto"/>
-        <w:jc w:val="both"/>
-        <w:rPr>
-          <w:rFonts w:ascii="Times New Roman" w:cs="Times New Roman" w:eastAsia="Times New Roman" w:hAnsi="Times New Roman"/>
-          <w:i w:val="1"/>
-          <w:sz w:val="24"/>
-          <w:szCs w:val="24"/>
-        </w:rPr>
-      </w:pPr>
-      <w:r>
-        <w:rPr>
-          <w:rFonts w:ascii="Times New Roman" w:cs="Times New Roman" w:eastAsia="Times New Roman" w:hAnsi="Times New Roman"/>
-          <w:b w:val="1"/>
-          <w:sz w:val="24"/>
-          <w:szCs w:val="24"/>
-          <w:rtl w:val="0"/>
-        </w:rPr>
-        <w:t xml:space="preserve">Слава: </w:t>
-      </w:r>
-      <w:r>
-        <w:rPr>
-          <w:rtl w:val="0"/>
-        </w:rPr>
-      </w:r>
-    </w:p>
-    <w:p>
-      <w:pPr>
-        <w:spacing w:after="120" w:lineRule="auto"/>
-        <w:jc w:val="both"/>
-        <w:rPr>
-          <w:rFonts w:ascii="Times New Roman" w:cs="Times New Roman" w:eastAsia="Times New Roman" w:hAnsi="Times New Roman"/>
-          <w:sz w:val="24"/>
-          <w:szCs w:val="24"/>
-        </w:rPr>
-      </w:pPr>
-      <w:r>
-        <w:rPr>
-          <w:rFonts w:ascii="Times New Roman" w:cs="Times New Roman" w:eastAsia="Times New Roman" w:hAnsi="Times New Roman"/>
-          <w:b w:val="1"/>
-          <w:sz w:val="24"/>
-          <w:szCs w:val="24"/>
-          <w:rtl w:val="0"/>
-        </w:rPr>
-        <w:t xml:space="preserve">І нині:</w:t>
-      </w:r>
-      <w:r>
-        <w:rPr>
-          <w:rFonts w:ascii="Times New Roman" w:cs="Times New Roman" w:eastAsia="Times New Roman" w:hAnsi="Times New Roman"/>
-          <w:sz w:val="24"/>
-          <w:szCs w:val="24"/>
-          <w:rtl w:val="0"/>
-        </w:rPr>
-        <w:t xml:space="preserve"> </w:t>
-      </w:r>
-    </w:p>
-    <w:p>
-      <w:pPr>
-        <w:spacing w:after="120" w:lineRule="auto"/>
-        <w:jc w:val="both"/>
-        <w:rPr>
-          <w:rFonts w:ascii="Times New Roman" w:cs="Times New Roman" w:eastAsia="Times New Roman" w:hAnsi="Times New Roman"/>
-          <w:sz w:val="24"/>
-          <w:szCs w:val="24"/>
-        </w:rPr>
-      </w:pPr>
-      <w:r>
-        <w:rPr>
-          <w:rtl w:val="0"/>
-        </w:rPr>
-      </w:r>
-    </w:p>
-    <w:p>
-      <w:pPr>
-        <w:spacing w:after="120" w:lineRule="auto"/>
-        <w:jc w:val="both"/>
-        <w:rPr>
-          <w:rFonts w:ascii="Times New Roman" w:cs="Times New Roman" w:eastAsia="Times New Roman" w:hAnsi="Times New Roman"/>
-          <w:i w:val="1"/>
-          <w:color w:val="ff0000"/>
-          <w:sz w:val="24"/>
-          <w:szCs w:val="24"/>
-        </w:rPr>
-      </w:pPr>
-      <w:r>
-        <w:rPr>
-          <w:rFonts w:ascii="Times New Roman" w:cs="Times New Roman" w:eastAsia="Times New Roman" w:hAnsi="Times New Roman"/>
-          <w:i w:val="1"/>
-          <w:color w:val="ff0000"/>
-          <w:sz w:val="24"/>
-          <w:szCs w:val="24"/>
-          <w:rtl w:val="0"/>
-        </w:rPr>
-        <w:t xml:space="preserve">По тропарях читає читець чергову катизму, після якої диякон перед св. дверми виголошує:</w:t>
-      </w:r>
-    </w:p>
-    <w:p>
-      <w:pPr>
-        <w:spacing w:after="120" w:lineRule="auto"/>
-        <w:jc w:val="both"/>
-        <w:rPr>
-          <w:rFonts w:ascii="Times New Roman" w:cs="Times New Roman" w:eastAsia="Times New Roman" w:hAnsi="Times New Roman"/>
-          <w:i w:val="1"/>
-          <w:color w:val="000000"/>
-          <w:sz w:val="24"/>
-          <w:szCs w:val="24"/>
-        </w:rPr>
-      </w:pPr>
-      <w:r>
-        <w:rPr>
-          <w:rtl w:val="0"/>
-        </w:rPr>
-      </w:r>
-    </w:p>
-    <w:p>
       <w:pPr/>
       <w:r>
         <w:rPr>
@@ -11326,7 +11110,9 @@
       <w:pPr/>
       <w:r>
         <w:rPr>
+          <w:rFonts w:ascii="Times New Roman" w:hAnsi="Times New Roman"/>
           <w:b/>
+          <w:sz w:val="24"/>
         </w:rPr>
         <w:t xml:space="preserve">Слава, і нині: </w:t>
       </w:r>
@@ -11334,6 +11120,9 @@
         <w:rPr/>
         <w:t>богородичний</w:t>
       </w:r>
+    </w:p>
+    <w:p>
+      <w:pPr/>
     </w:p>
     <w:p>
       <w:pPr>
@@ -17471,38 +17260,6 @@
       </w:r>
     </w:p>
     <w:p>
-      <w:pPr>
-        <w:spacing w:after="120" w:lineRule="auto"/>
-        <w:jc w:val="both"/>
-        <w:rPr>
-          <w:rFonts w:ascii="Times New Roman" w:cs="Times New Roman" w:eastAsia="Times New Roman" w:hAnsi="Times New Roman"/>
-          <w:sz w:val="24"/>
-          <w:szCs w:val="24"/>
-        </w:rPr>
-      </w:pPr>
-      <w:r>
-        <w:rPr>
-          <w:rtl w:val="0"/>
-        </w:rPr>
-      </w:r>
-    </w:p>
-    <w:p>
-      <w:pPr>
-        <w:spacing w:after="120" w:lineRule="auto"/>
-        <w:jc w:val="both"/>
-        <w:rPr>
-          <w:rFonts w:ascii="Times New Roman" w:cs="Times New Roman" w:eastAsia="Times New Roman" w:hAnsi="Times New Roman"/>
-          <w:sz w:val="24"/>
-          <w:szCs w:val="24"/>
-        </w:rPr>
-      </w:pPr>
-      <w:r>
-        <w:rPr>
-          <w:rtl w:val="0"/>
-        </w:rPr>
-      </w:r>
-    </w:p>
-    <w:p>
       <w:pPr/>
       <w:r>
         <w:rPr>
@@ -17533,7 +17290,9 @@
       <w:pPr/>
       <w:r>
         <w:rPr>
+          <w:rFonts w:ascii="Times New Roman" w:hAnsi="Times New Roman"/>
           <w:b/>
+          <w:sz w:val="24"/>
         </w:rPr>
         <w:t xml:space="preserve">Слава, і нині: </w:t>
       </w:r>
@@ -17541,6 +17300,9 @@
         <w:rPr/>
         <w:t>богородичний</w:t>
       </w:r>
+    </w:p>
+    <w:p>
+      <w:pPr/>
     </w:p>
     <w:p>
       <w:pPr>

--- a/flow/20230914_vu_template/drafts/2023-11-g/29-СР-Парамона. Філумена.docx
+++ b/flow/20230914_vu_template/drafts/2023-11-g/29-СР-Парамона. Філумена.docx
@@ -5862,7 +5862,9 @@
       </w:r>
     </w:p>
     <w:p>
-      <w:pPr/>
+      <w:pPr>
+        <w:pStyle w:val="a"/>
+      </w:pPr>
       <w:r>
         <w:rPr>
           <w:rFonts w:ascii="Times New Roman" w:hAnsi="Times New Roman"/>
@@ -5889,7 +5891,9 @@
       </w:r>
     </w:p>
     <w:p>
-      <w:pPr/>
+      <w:pPr>
+        <w:pStyle w:val="a"/>
+      </w:pPr>
       <w:r>
         <w:rPr>
           <w:rFonts w:ascii="Times New Roman" w:hAnsi="Times New Roman"/>
@@ -5899,12 +5903,40 @@
         <w:t xml:space="preserve">Слава, і нині: </w:t>
       </w:r>
       <w:r>
-        <w:rPr/>
-        <w:t>богородичний</w:t>
-      </w:r>
-    </w:p>
-    <w:p>
-      <w:pPr/>
+        <w:rPr>
+          <w:rFonts w:ascii="Times New Roman" w:hAnsi="Times New Roman"/>
+          <w:i/>
+          <w:color w:val="FF0000"/>
+          <w:sz w:val="24"/>
+        </w:rPr>
+        <w:t xml:space="preserve">Богородичний (г. 4): </w:t>
+      </w:r>
+      <w:r>
+        <w:rPr>
+          <w:rFonts w:ascii="Times New Roman" w:hAnsi="Times New Roman"/>
+          <w:sz w:val="24"/>
+        </w:rPr>
+        <w:t xml:space="preserve">Діво пренепорочна, Мати Христа Бога!* Меч прошив твою пресвяту душу,* коли ти бачила добровільно розп'ятого Сина і Бога твого;* не </w:t>
+      </w:r>
+      <w:r>
+        <w:rPr>
+          <w:rFonts w:ascii="Times New Roman" w:hAnsi="Times New Roman"/>
+          <w:sz w:val="24"/>
+        </w:rPr>
+        <w:t>переставай</w:t>
+      </w:r>
+      <w:r>
+        <w:rPr>
+          <w:rFonts w:ascii="Times New Roman" w:hAnsi="Times New Roman"/>
+          <w:sz w:val="24"/>
+        </w:rPr>
+        <w:t>, Благословенна, молити його,* щоб дав нам прощення гріхів.</w:t>
+      </w:r>
+    </w:p>
+    <w:p>
+      <w:pPr>
+        <w:pStyle w:val="a"/>
+      </w:pPr>
     </w:p>
     <w:p>
       <w:pPr>
@@ -11080,7 +11112,9 @@
       </w:r>
     </w:p>
     <w:p>
-      <w:pPr/>
+      <w:pPr>
+        <w:pStyle w:val="a"/>
+      </w:pPr>
       <w:r>
         <w:rPr>
           <w:rFonts w:ascii="Times New Roman" w:hAnsi="Times New Roman"/>
@@ -11107,7 +11141,9 @@
       </w:r>
     </w:p>
     <w:p>
-      <w:pPr/>
+      <w:pPr>
+        <w:pStyle w:val="a"/>
+      </w:pPr>
       <w:r>
         <w:rPr>
           <w:rFonts w:ascii="Times New Roman" w:hAnsi="Times New Roman"/>
@@ -11117,12 +11153,40 @@
         <w:t xml:space="preserve">Слава, і нині: </w:t>
       </w:r>
       <w:r>
-        <w:rPr/>
-        <w:t>богородичний</w:t>
-      </w:r>
-    </w:p>
-    <w:p>
-      <w:pPr/>
+        <w:rPr>
+          <w:rFonts w:ascii="Times New Roman" w:hAnsi="Times New Roman"/>
+          <w:i/>
+          <w:color w:val="FF0000"/>
+          <w:sz w:val="24"/>
+        </w:rPr>
+        <w:t xml:space="preserve">Богородичний (г. 4): </w:t>
+      </w:r>
+      <w:r>
+        <w:rPr>
+          <w:rFonts w:ascii="Times New Roman" w:hAnsi="Times New Roman"/>
+          <w:sz w:val="24"/>
+        </w:rPr>
+        <w:t xml:space="preserve">Тебе величаємо, Богородице, промовляючи:* Ти ота гора, від якої несказанно відколовся камінь* і зруйнував </w:t>
+      </w:r>
+      <w:r>
+        <w:rPr>
+          <w:rFonts w:ascii="Times New Roman" w:hAnsi="Times New Roman"/>
+          <w:sz w:val="24"/>
+        </w:rPr>
+        <w:t>адські</w:t>
+      </w:r>
+      <w:r>
+        <w:rPr>
+          <w:rFonts w:ascii="Times New Roman" w:hAnsi="Times New Roman"/>
+          <w:sz w:val="24"/>
+        </w:rPr>
+        <w:t xml:space="preserve"> брами.</w:t>
+      </w:r>
+    </w:p>
+    <w:p>
+      <w:pPr>
+        <w:pStyle w:val="a"/>
+      </w:pPr>
     </w:p>
     <w:p>
       <w:pPr>
@@ -17260,7 +17324,9 @@
       </w:r>
     </w:p>
     <w:p>
-      <w:pPr/>
+      <w:pPr>
+        <w:pStyle w:val="a"/>
+      </w:pPr>
       <w:r>
         <w:rPr>
           <w:rFonts w:ascii="Times New Roman" w:hAnsi="Times New Roman"/>
@@ -17287,7 +17353,9 @@
       </w:r>
     </w:p>
     <w:p>
-      <w:pPr/>
+      <w:pPr>
+        <w:pStyle w:val="a"/>
+      </w:pPr>
       <w:r>
         <w:rPr>
           <w:rFonts w:ascii="Times New Roman" w:hAnsi="Times New Roman"/>
@@ -17297,12 +17365,40 @@
         <w:t xml:space="preserve">Слава, і нині: </w:t>
       </w:r>
       <w:r>
-        <w:rPr/>
-        <w:t>богородичний</w:t>
-      </w:r>
-    </w:p>
-    <w:p>
-      <w:pPr/>
+        <w:rPr>
+          <w:rFonts w:ascii="Times New Roman" w:hAnsi="Times New Roman"/>
+          <w:i/>
+          <w:color w:val="FF0000"/>
+          <w:sz w:val="24"/>
+        </w:rPr>
+        <w:t xml:space="preserve">Богородичний (г. 4): </w:t>
+      </w:r>
+      <w:r>
+        <w:rPr>
+          <w:rFonts w:ascii="Times New Roman" w:hAnsi="Times New Roman"/>
+          <w:sz w:val="24"/>
+        </w:rPr>
+        <w:t xml:space="preserve">Тебе величаємо, Богородице, промовляючи:* Ти ота гора, від якої несказанно відколовся камінь* і зруйнував </w:t>
+      </w:r>
+      <w:r>
+        <w:rPr>
+          <w:rFonts w:ascii="Times New Roman" w:hAnsi="Times New Roman"/>
+          <w:sz w:val="24"/>
+        </w:rPr>
+        <w:t>адські</w:t>
+      </w:r>
+      <w:r>
+        <w:rPr>
+          <w:rFonts w:ascii="Times New Roman" w:hAnsi="Times New Roman"/>
+          <w:sz w:val="24"/>
+        </w:rPr>
+        <w:t xml:space="preserve"> брами.</w:t>
+      </w:r>
+    </w:p>
+    <w:p>
+      <w:pPr>
+        <w:pStyle w:val="a"/>
+      </w:pPr>
     </w:p>
     <w:p>
       <w:pPr>
